--- a/.qa/service-invoice/service-invoice-sample.docx
+++ b/.qa/service-invoice/service-invoice-sample.docx
@@ -601,49 +601,12 @@
           <w:szCs w:val="22"/>
         </w:rPr>
       </w:pPr>
-      <w:r>
-        <w:rPr>
-          <w:rFonts w:ascii="Calibri" w:hAnsi="Calibri" w:eastAsia="Calibri" w:cs="Calibri"/>
-          <w:b/>
-          <w:bCs/>
-          <w:sz w:val="22"/>
-          <w:szCs w:val="22"/>
-        </w:rPr>
-        <w:t>GST:</w:t>
-      </w:r>
-      <w:r>
-        <w:rPr>
-          <w:rFonts w:ascii="Calibri" w:hAnsi="Calibri" w:eastAsia="Calibri" w:cs="Calibri"/>
-          <w:b/>
-          <w:bCs/>
-          <w:sz w:val="22"/>
-          <w:szCs w:val="22"/>
-        </w:rPr>
-        <w:t xml:space="preserve"> </w:t>
-      </w:r>
-      <w:r>
-        <w:rPr>
-          <w:rFonts w:ascii="Calibri" w:hAnsi="Calibri" w:eastAsia="Calibri" w:cs="Calibri"/>
-          <w:sz w:val="22"/>
-          <w:szCs w:val="22"/>
-        </w:rPr>
-        <w:t xml:space="preserve">-</w:t>
-      </w:r>
       <w:proofErr w:type="spellStart"/>
-      <w:r>
-        <w:rPr>
-          <w:rFonts w:ascii="Calibri" w:hAnsi="Calibri" w:eastAsia="Calibri" w:cs="Calibri"/>
-          <w:sz w:val="22"/>
-          <w:szCs w:val="22"/>
-        </w:rPr>
-        <w:t/>
-      </w:r>
       <w:proofErr w:type="spellEnd"/>
       <w:r>
         <w:rPr>
-          <w:rFonts w:ascii="Calibri" w:hAnsi="Calibri" w:eastAsia="Calibri" w:cs="Calibri"/>
-          <w:sz w:val="22"/>
-          <w:szCs w:val="22"/>
+          <w:rFonts w:ascii="Calibri" w:hAnsi="Calibri"/>
+          <w:sz w:val="20"/>
         </w:rPr>
         <w:t/>
       </w:r>
@@ -687,6 +650,7 @@
       <w:r>
         <w:rPr>
           <w:rFonts w:ascii="Calibri" w:hAnsi="Calibri"/>
+          <w:b w:val="0"/>
           <w:sz w:val="20"/>
         </w:rPr>
         <w:t xml:space="preserve">Delivery Contact</w:t>
@@ -708,6 +672,7 @@
       <w:r>
         <w:rPr>
           <w:rFonts w:ascii="Calibri" w:hAnsi="Calibri"/>
+          <w:b w:val="0"/>
           <w:sz w:val="20"/>
         </w:rPr>
         <w:t xml:space="preserve">42, Anna Nagar, Chennai, Tamil Nadu - 600040</w:t>
@@ -729,15 +694,25 @@
       <w:r>
         <w:rPr>
           <w:rFonts w:ascii="Calibri" w:hAnsi="Calibri"/>
+          <w:b/>
           <w:sz w:val="20"/>
         </w:rPr>
-        <w:t xml:space="preserve">Phone Number: 9876543210</w:t>
+        <w:t xml:space="preserve">Phone Number: </w:t>
+      </w:r>
+      <w:r>
+        <w:rPr>
+          <w:rFonts w:ascii="Calibri" w:hAnsi="Calibri"/>
+          <w:b w:val="0"/>
+          <w:sz w:val="20"/>
+        </w:rPr>
+        <w:t xml:space="preserve">9876543210</w:t>
       </w:r>
     </w:p>
     <w:p>
       <w:pPr>
         <w:pStyle w:val="a"/>
         <w:spacing w:after="0"/>
+        <w:jc w:val="right"/>
         <w:rPr>
           <w:rFonts w:ascii="Calibri" w:hAnsi="Calibri" w:eastAsia="Calibri" w:cs="Calibri"/>
           <w:sz w:val="22"/>
@@ -751,7 +726,7 @@
           <w:rFonts w:ascii="Calibri" w:hAnsi="Calibri"/>
           <w:sz w:val="20"/>
         </w:rPr>
-        <w:t xml:space="preserve">GST: 33AAMCR5393J1ZV</w:t>
+        <w:t/>
       </w:r>
     </w:p>
     <w:p>
@@ -1266,33 +1241,13 @@
       </w:pPr>
       <w:r>
         <w:rPr>
-          <w:rFonts w:ascii="Calibri" w:hAnsi="Calibri" w:eastAsia="Calibri" w:cs="Calibri"/>
+          <w:rFonts w:ascii="Calibri" w:hAnsi="Calibri"/>
           <w:b/>
-          <w:bCs/>
           <w:sz w:val="22"/>
-          <w:szCs w:val="22"/>
         </w:rPr>
-        <w:t xml:space="preserve">        </w:t>
-      </w:r>
-      <w:r>
-        <w:rPr>
-          <w:rFonts w:ascii="Calibri" w:hAnsi="Calibri" w:eastAsia="Calibri" w:cs="Calibri"/>
-          <w:b/>
-          <w:bCs/>
-          <w:sz w:val="22"/>
-          <w:szCs w:val="22"/>
-        </w:rPr>
-        <w:tab/>
-      </w:r>
-      <w:r>
-        <w:rPr>
-          <w:rFonts w:ascii="Calibri" w:hAnsi="Calibri" w:eastAsia="Calibri" w:cs="Calibri"/>
-          <w:b/>
-          <w:bCs/>
-          <w:sz w:val="22"/>
-          <w:szCs w:val="22"/>
-        </w:rPr>
-        <w:t xml:space="preserve">          Subtotal (A) :47200</w:t>
+        <w:t xml:space="preserve">Round Off: -0.48</w:t>
+        <w:br/>
+        <w:t xml:space="preserve">Subtotal (A): 1163.48</w:t>
       </w:r>
     </w:p>
     <w:p>
@@ -1739,33 +1694,13 @@
       </w:pPr>
       <w:r>
         <w:rPr>
-          <w:rFonts w:ascii="Calibri" w:hAnsi="Calibri" w:eastAsia="Calibri" w:cs="Calibri"/>
+          <w:rFonts w:ascii="Calibri" w:hAnsi="Calibri"/>
           <w:b/>
-          <w:bCs/>
           <w:sz w:val="22"/>
-          <w:szCs w:val="22"/>
         </w:rPr>
-        <w:t xml:space="preserve"> </w:t>
-      </w:r>
-      <w:r>
-        <w:rPr>
-          <w:rFonts w:ascii="Calibri" w:hAnsi="Calibri" w:eastAsia="Calibri" w:cs="Calibri"/>
-          <w:b/>
-          <w:bCs/>
-          <w:sz w:val="22"/>
-          <w:szCs w:val="22"/>
-        </w:rPr>
-        <w:tab/>
-      </w:r>
-      <w:r>
-        <w:rPr>
-          <w:rFonts w:ascii="Calibri" w:hAnsi="Calibri" w:eastAsia="Calibri" w:cs="Calibri"/>
-          <w:b/>
-          <w:bCs/>
-          <w:sz w:val="22"/>
-          <w:szCs w:val="22"/>
-        </w:rPr>
-        <w:t xml:space="preserve">    Subtotal: 11800</w:t>
+        <w:t xml:space="preserve">Round Off: -0.40</w:t>
+        <w:br/>
+        <w:t xml:space="preserve">Subtotal: 1180.4</w:t>
       </w:r>
     </w:p>
     <w:p>
@@ -1778,40 +1713,15 @@
           <w:szCs w:val="22"/>
         </w:rPr>
       </w:pPr>
-      <w:r>
-        <w:rPr>
-          <w:rFonts w:ascii="Calibri" w:hAnsi="Calibri" w:eastAsia="Calibri" w:cs="Calibri"/>
-          <w:b/>
-          <w:bCs/>
-          <w:sz w:val="22"/>
-          <w:szCs w:val="22"/>
-        </w:rPr>
-        <w:t xml:space="preserve">Total: 59000</w:t>
-      </w:r>
       <w:proofErr w:type="spellStart"/>
-      <w:r>
-        <w:rPr>
-          <w:rFonts w:ascii="Calibri" w:hAnsi="Calibri" w:eastAsia="Calibri" w:cs="Calibri"/>
-          <w:b/>
-          <w:bCs/>
-          <w:sz w:val="22"/>
-          <w:szCs w:val="22"/>
-        </w:rPr>
-        <w:t/>
-      </w:r>
       <w:proofErr w:type="spellEnd"/>
       <w:r>
         <w:rPr>
-          <w:rFonts w:ascii="Calibri" w:hAnsi="Calibri" w:eastAsia="Calibri" w:cs="Calibri"/>
+          <w:rFonts w:ascii="Calibri" w:hAnsi="Calibri"/>
           <w:b/>
-          <w:bCs/>
           <w:sz w:val="22"/>
-          <w:szCs w:val="22"/>
         </w:rPr>
-        <w:t xml:space="preserve">       </w:t>
-      </w:r>
-      <w:r>
-        <w:t xml:space="preserve">                                                              </w:t>
+        <w:t xml:space="preserve">Total: 2343</w:t>
       </w:r>
     </w:p>
     <w:sectPr>
